--- a/results/manuscript/csda_submission/highlights.docx
+++ b/results/manuscript/csda_submission/highlights.docx
@@ -4,12 +4,9 @@
   <w:body>
     <w:p>
       <w:pPr>
-        <w:jc w:val="center"/>
+        <w:pStyle w:val="Heading1"/>
       </w:pPr>
       <w:r>
-        <w:rPr>
-          <w:b/>
-        </w:rPr>
         <w:t>Highlights</w:t>
       </w:r>
     </w:p>
@@ -18,7 +15,7 @@
         <w:pStyle w:val="ListBullet"/>
       </w:pPr>
       <w:r>
-        <w:t>We introduce IONE diagnostics for hidden effect modification in IPD meta-analysis.</w:t>
+        <w:t>IONE diagnostics detect hidden effect modification in individual participant data meta-analysis.</w:t>
       </w:r>
     </w:p>
     <w:p>
@@ -34,7 +31,7 @@
         <w:pStyle w:val="ListBullet"/>
       </w:pPr>
       <w:r>
-        <w:t>Residual-based stratification gives the best ARI and ATE bias reduction.</w:t>
+        <w:t>Residual-based stratification gives the best subgroup agreement and treatment-effect bias reduction.</w:t>
       </w:r>
     </w:p>
     <w:p>
@@ -42,7 +39,7 @@
         <w:pStyle w:val="ListBullet"/>
       </w:pPr>
       <w:r>
-        <w:t>C1 and W are sensitivity indices, not standalone tests.</w:t>
+        <w:t>The two coherence indices are sensitivity flags, not standalone statistical tests.</w:t>
       </w:r>
     </w:p>
     <w:p>

--- a/results/manuscript/csda_submission/highlights.docx
+++ b/results/manuscript/csda_submission/highlights.docx
@@ -15,7 +15,7 @@
         <w:pStyle w:val="ListBullet"/>
       </w:pPr>
       <w:r>
-        <w:t>IONE diagnostics detect hidden effect modification in individual participant data meta-analysis.</w:t>
+        <w:t>IONE provides coherence diagnostics for exploring hidden effect modification in individual participant data meta-analysis.</w:t>
       </w:r>
     </w:p>
     <w:p>
